--- a/backend/data/corpus/DOC-20220414-051.docx
+++ b/backend/data/corpus/DOC-20220414-051.docx
@@ -63,7 +63,7 @@
           <w:b/>
           <w:sz w:val="21"/>
         </w:rPr>
-        <w:t>Leonie Underhill, MD, Juniper Flats Neurology Partners, Peoria, IL (RSM)</w:t>
+        <w:t>Gaspar Ostrander, MD, Riverstone Comprehensive Epilepsy Clinic, Burlington, VT (RSM)</w:t>
       </w:r>
     </w:p>
     <w:p>
@@ -71,7 +71,7 @@
         <w:rPr>
           <w:sz w:val="21"/>
         </w:rPr>
-        <w:t>&gt; Caught a half-hour window by the scheduling desk between patients.</w:t>
+        <w:t>&gt; A twenty-minute meeting between clinic blocks, first one this quarter.</w:t>
       </w:r>
     </w:p>
     <w:p>
@@ -79,7 +79,7 @@
         <w:rPr>
           <w:sz w:val="21"/>
         </w:rPr>
-        <w:t>&gt; Asked whether I had seen a review that circulated on the service; I had not, and offered nothing in return.</w:t>
+        <w:t>&gt; Asked about my travel schedule, since visits keep landing on the busiest clinic days.</w:t>
       </w:r>
     </w:p>
     <w:p>
@@ -87,7 +87,207 @@
         <w:rPr>
           <w:sz w:val="21"/>
         </w:rPr>
-        <w:t>&gt; Spent some time on long-standing patients and how workup decisions get sequenced.</w:t>
+        <w:t>&gt; This practice is still building familiarity with the product and had no clinical points to raise.</w:t>
+      </w:r>
+    </w:p>
+    <w:p>
+      <w:r>
+        <w:rPr>
+          <w:sz w:val="21"/>
+        </w:rPr>
+        <w:t>&gt; Benefit verification is the step that most often delays a start here.</w:t>
+      </w:r>
+    </w:p>
+    <w:p>
+      <w:r>
+        <w:rPr>
+          <w:sz w:val="21"/>
+        </w:rPr>
+      </w:r>
+    </w:p>
+    <w:p>
+      <w:r>
+        <w:rPr>
+          <w:b/>
+          <w:sz w:val="21"/>
+        </w:rPr>
+        <w:t>Adaeze Brannigan, MD, Foxglove Health Neurology, Springfield, MO (RSM)</w:t>
+      </w:r>
+    </w:p>
+    <w:p>
+      <w:r>
+        <w:rPr>
+          <w:sz w:val="21"/>
+        </w:rPr>
+        <w:t>&gt; Stopped by at the end of the clinic list for a twenty-minute conversation.</w:t>
+      </w:r>
+    </w:p>
+    <w:p>
+      <w:r>
+        <w:rPr>
+          <w:sz w:val="21"/>
+        </w:rPr>
+        <w:t>&gt; The referral intake process changed again last month, and that took up the first part of the conversation.</w:t>
+      </w:r>
+    </w:p>
+    <w:p>
+      <w:r>
+        <w:rPr>
+          <w:sz w:val="21"/>
+        </w:rPr>
+        <w:t>&gt; Mostly small talk about the program and the venue.</w:t>
+      </w:r>
+    </w:p>
+    <w:p>
+      <w:r>
+        <w:rPr>
+          <w:sz w:val="21"/>
+        </w:rPr>
+      </w:r>
+    </w:p>
+    <w:p>
+      <w:r>
+        <w:rPr>
+          <w:b/>
+          <w:sz w:val="21"/>
+        </w:rPr>
+        <w:t>Silvio Inverness, MD, Alder Point Neurology Associates, Madison, WI (RSM)</w:t>
+      </w:r>
+    </w:p>
+    <w:p>
+      <w:r>
+        <w:rPr>
+          <w:sz w:val="21"/>
+        </w:rPr>
+        <w:t>&gt; A productive conversation in the back office, mostly logistics.</w:t>
+      </w:r>
+    </w:p>
+    <w:p>
+      <w:r>
+        <w:rPr>
+          <w:sz w:val="21"/>
+        </w:rPr>
+        <w:t>&gt; Benefit verification is the step that most often delays a start here.</w:t>
+      </w:r>
+    </w:p>
+    <w:p>
+      <w:r>
+        <w:rPr>
+          <w:sz w:val="21"/>
+        </w:rPr>
+        <w:t>&gt; Most of the discussion was about the scheduling system, which is being piloted this quarter.</w:t>
+      </w:r>
+    </w:p>
+    <w:p>
+      <w:r>
+        <w:rPr>
+          <w:sz w:val="21"/>
+        </w:rPr>
+        <w:t>&gt; Described a preference for slower titration in general, unrelated to any particular patient.</w:t>
+      </w:r>
+    </w:p>
+    <w:p>
+      <w:r>
+        <w:rPr>
+          <w:sz w:val="21"/>
+        </w:rPr>
+        <w:t>&gt; Nothing that needed follow-up. Safety items asked about and confirmed none.</w:t>
+      </w:r>
+    </w:p>
+    <w:p>
+      <w:r>
+        <w:rPr>
+          <w:sz w:val="21"/>
+        </w:rPr>
+      </w:r>
+    </w:p>
+    <w:p>
+      <w:r>
+        <w:rPr>
+          <w:b/>
+          <w:sz w:val="21"/>
+        </w:rPr>
+        <w:t>Tadeo Norrington, MD, Vantage Park Regional Epilepsy Program, Grand Rapids, MI (RSM)</w:t>
+      </w:r>
+    </w:p>
+    <w:p>
+      <w:r>
+        <w:rPr>
+          <w:sz w:val="21"/>
+        </w:rPr>
+        <w:t>&gt; A brief conversation in the workroom, mostly logistics.</w:t>
+      </w:r>
+    </w:p>
+    <w:p>
+      <w:r>
+        <w:rPr>
+          <w:sz w:val="21"/>
+        </w:rPr>
+        <w:t>&gt; No product discussion this time. Asked about safety and confirmed nothing to report.</w:t>
+      </w:r>
+    </w:p>
+    <w:p>
+      <w:r>
+        <w:rPr>
+          <w:sz w:val="21"/>
+        </w:rPr>
+        <w:t>&gt; Mostly small talk about the program and the venue.</w:t>
+      </w:r>
+    </w:p>
+    <w:p>
+      <w:r>
+        <w:rPr>
+          <w:sz w:val="21"/>
+        </w:rPr>
+        <w:t>&gt; The prior-authorization workflow is still being sorted out, and that took up the first part of the conversation.</w:t>
+      </w:r>
+    </w:p>
+    <w:p>
+      <w:r>
+        <w:rPr>
+          <w:sz w:val="21"/>
+        </w:rPr>
+        <w:t>&gt; Benefit verification is the step that most often delays a start here.</w:t>
+      </w:r>
+    </w:p>
+    <w:p>
+      <w:r>
+        <w:rPr>
+          <w:sz w:val="21"/>
+        </w:rPr>
+      </w:r>
+    </w:p>
+    <w:p>
+      <w:r>
+        <w:rPr>
+          <w:b/>
+          <w:sz w:val="21"/>
+        </w:rPr>
+        <w:t>Ulrike Oakhurst, MD, Lakeshore Neurological Care Center, Provo, UT (RSM)</w:t>
+      </w:r>
+    </w:p>
+    <w:p>
+      <w:r>
+        <w:rPr>
+          <w:sz w:val="21"/>
+        </w:rPr>
+        <w:t>&gt; A fragmented conversation outside the EEG suite, mostly logistics.</w:t>
+      </w:r>
+    </w:p>
+    <w:p>
+      <w:r>
+        <w:rPr>
+          <w:sz w:val="21"/>
+        </w:rPr>
+        <w:t>&gt; Monitoring intervals during titration are set by clinic routine here rather than by protocol.</w:t>
+      </w:r>
+    </w:p>
+    <w:p>
+      <w:r>
+        <w:rPr>
+          <w:sz w:val="21"/>
+        </w:rPr>
+        <w:t>&gt; Noted that coverage paperwork varies by payer and that this is not specific to any one product.</w:t>
       </w:r>
     </w:p>
     <w:p>
@@ -111,7 +311,7 @@
           <w:b/>
           <w:sz w:val="21"/>
         </w:rPr>
-        <w:t>Yannick Nakagawa, MD, Granite Bay Epilepsy Center, Toledo, OH (RSM)</w:t>
+        <w:t>Rohan Ravenscroft, MD, Fox Hollow Neurology Partners, Omaha, NE (RSM)</w:t>
       </w:r>
     </w:p>
     <w:p>
@@ -119,7 +319,15 @@
         <w:rPr>
           <w:sz w:val="21"/>
         </w:rPr>
-        <w:t>&gt; Benefit verification is the step that most often delays a start here.</w:t>
+        <w:t>&gt; A productive meeting at the end of the clinic list, first one this quarter.</w:t>
+      </w:r>
+    </w:p>
+    <w:p>
+      <w:r>
+        <w:rPr>
+          <w:sz w:val="21"/>
+        </w:rPr>
+        <w:t>&gt; Asked whether I would be at the meeting later this year.</w:t>
       </w:r>
     </w:p>
     <w:p>
@@ -135,7 +343,7 @@
         <w:rPr>
           <w:sz w:val="21"/>
         </w:rPr>
-        <w:t>&gt; Onboarding the clinic pharmacist is the current preoccupation here.</w:t>
+        <w:t>&gt; This practice is still building familiarity with the product and had no clinical points to raise.</w:t>
       </w:r>
     </w:p>
     <w:p>
@@ -151,7 +359,7 @@
           <w:b/>
           <w:sz w:val="21"/>
         </w:rPr>
-        <w:t>Anouk Oakhurst, MD, Saltmarsh Neurological Care Center, Fayetteville, NC (RSM)</w:t>
+        <w:t>Niamh Inverness, MD, Kestrel Comprehensive Epilepsy Clinic, Worcester, MA (RSM)</w:t>
       </w:r>
     </w:p>
     <w:p>
@@ -159,7 +367,7 @@
         <w:rPr>
           <w:sz w:val="21"/>
         </w:rPr>
-        <w:t>&gt; Mentioned a session summary from a colleague but did not raise any specific finding.</w:t>
+        <w:t>&gt; Compared notes on which sessions were worth the time.</w:t>
       </w:r>
     </w:p>
     <w:p>
@@ -167,7 +375,7 @@
         <w:rPr>
           <w:sz w:val="21"/>
         </w:rPr>
-        <w:t>&gt; Noted that coverage paperwork takes longer than the clinical decision and that this is not specific to any one product.</w:t>
+        <w:t>&gt; Referral patterns into this clinic have changed, and the older half of the panel is a bigger share than it was.</w:t>
       </w:r>
     </w:p>
     <w:p>
@@ -175,7 +383,7 @@
         <w:rPr>
           <w:sz w:val="21"/>
         </w:rPr>
-        <w:t>&gt; Most of the discussion was about the phone triage line, which has not settled.</w:t>
+        <w:t>&gt; Agreed to reconnect at the following quarter; nothing actionable this visit.</w:t>
       </w:r>
     </w:p>
     <w:p>
@@ -191,7 +399,119 @@
           <w:b/>
           <w:sz w:val="21"/>
         </w:rPr>
-        <w:t>Kenji Eversholt, MD, Copperfield Neurology Institute, Santa Fe, NM (RSM)</w:t>
+        <w:t>Camila Ostrander, MD, Silver Creek Medical Group, Madison, WI (RSM)</w:t>
+      </w:r>
+    </w:p>
+    <w:p>
+      <w:r>
+        <w:rPr>
+          <w:sz w:val="21"/>
+        </w:rPr>
+        <w:t>&gt; An unexpectedly long visit in the reading room; the schedule was tight.</w:t>
+      </w:r>
+    </w:p>
+    <w:p>
+      <w:r>
+        <w:rPr>
+          <w:sz w:val="21"/>
+        </w:rPr>
+        <w:t>&gt; Agreed to reconnect at a follow-up appointment; nothing that needed follow-up.</w:t>
+      </w:r>
+    </w:p>
+    <w:p>
+      <w:r>
+        <w:rPr>
+          <w:sz w:val="21"/>
+        </w:rPr>
+        <w:t>&gt; Compared notes on which sessions were worth the time.</w:t>
+      </w:r>
+    </w:p>
+    <w:p>
+      <w:r>
+        <w:rPr>
+          <w:sz w:val="21"/>
+        </w:rPr>
+      </w:r>
+    </w:p>
+    <w:p>
+      <w:r>
+        <w:rPr>
+          <w:b/>
+          <w:sz w:val="21"/>
+        </w:rPr>
+        <w:t>Bastian Pemberton, MD, Granite Bay Epilepsy Center, Jackson, MS (RSM)</w:t>
+      </w:r>
+    </w:p>
+    <w:p>
+      <w:r>
+        <w:rPr>
+          <w:sz w:val="21"/>
+        </w:rPr>
+        <w:t>&gt; An unhurried meeting at the nurses' station, first one this quarter.</w:t>
+      </w:r>
+    </w:p>
+    <w:p>
+      <w:r>
+        <w:rPr>
+          <w:sz w:val="21"/>
+        </w:rPr>
+        <w:t>&gt; Closed there — no specific request.</w:t>
+      </w:r>
+    </w:p>
+    <w:p>
+      <w:r>
+        <w:rPr>
+          <w:sz w:val="21"/>
+        </w:rPr>
+        <w:t>&gt; Mentioned a guideline update discussed at journal club but did not raise any specific finding.</w:t>
+      </w:r>
+    </w:p>
+    <w:p>
+      <w:r>
+        <w:rPr>
+          <w:sz w:val="21"/>
+        </w:rPr>
+        <w:t>&gt; Asked whether I would be at the meeting later this year.</w:t>
+      </w:r>
+    </w:p>
+    <w:p>
+      <w:r>
+        <w:rPr>
+          <w:sz w:val="21"/>
+        </w:rPr>
+        <w:t>&gt; The new-patient backlog is slowly recovering since the summer, which shapes how much time there is for anything else.</w:t>
+      </w:r>
+    </w:p>
+    <w:p>
+      <w:r>
+        <w:rPr>
+          <w:sz w:val="21"/>
+        </w:rPr>
+      </w:r>
+    </w:p>
+    <w:p>
+      <w:r>
+        <w:rPr>
+          <w:b/>
+          <w:sz w:val="21"/>
+        </w:rPr>
+        <w:t>Fabian Galbraith, MD, Palmetto Neurology Institute, Akron, OH (RSM)</w:t>
+      </w:r>
+    </w:p>
+    <w:p>
+      <w:r>
+        <w:rPr>
+          <w:sz w:val="21"/>
+        </w:rPr>
+        <w:t>&gt; Spent some time on the refractory group and how workup decisions get sequenced.</w:t>
+      </w:r>
+    </w:p>
+    <w:p>
+      <w:r>
+        <w:rPr>
+          <w:sz w:val="21"/>
+        </w:rPr>
+        <w:t>&gt; Titration habits came up in general terms; no specifics were discussed and none were offered.</w:t>
       </w:r>
     </w:p>
     <w:p>
@@ -207,31 +527,7 @@
         <w:rPr>
           <w:sz w:val="21"/>
         </w:rPr>
-        <w:t>&gt; Referenced a case series someone forwarded in passing.</w:t>
-      </w:r>
-    </w:p>
-    <w:p>
-      <w:r>
-        <w:rPr>
-          <w:sz w:val="21"/>
-        </w:rPr>
-        <w:t>&gt; The phone triage line has not settled, and that took up the first part of the conversation.</w:t>
-      </w:r>
-    </w:p>
-    <w:p>
-      <w:r>
-        <w:rPr>
-          <w:sz w:val="21"/>
-        </w:rPr>
         <w:t>&gt; Mostly small talk about the program and the venue.</w:t>
-      </w:r>
-    </w:p>
-    <w:p>
-      <w:r>
-        <w:rPr>
-          <w:sz w:val="21"/>
-        </w:rPr>
-        <w:t>&gt; Noted that formulary questions takes longer than the clinical decision and that this is not specific to any one product.</w:t>
       </w:r>
     </w:p>
     <w:p>
@@ -247,7 +543,7 @@
           <w:b/>
           <w:sz w:val="21"/>
         </w:rPr>
-        <w:t>Silvio Barrowman, MD, Beacon Hill Neurology Associates, Providence, RI (AR)</w:t>
+        <w:t>Felicity Fairweather, MD, Northgate Neurology Partners, Lexington, KY (RSM)</w:t>
       </w:r>
     </w:p>
     <w:p>
@@ -255,7 +551,7 @@
         <w:rPr>
           <w:sz w:val="21"/>
         </w:rPr>
-        <w:t>&gt; Referenced a case series someone forwarded in passing.</w:t>
+        <w:t>&gt; A rushed visit outside the EEG suite; the schedule was tight.</w:t>
       </w:r>
     </w:p>
     <w:p>
@@ -263,7 +559,7 @@
         <w:rPr>
           <w:sz w:val="21"/>
         </w:rPr>
-        <w:t>&gt; No materials requested. Safety items asked about and confirmed none.</w:t>
+        <w:t>&gt; The practice lost a front-desk coordinator and has not backfilled, so clinic throughput looks better than last year.</w:t>
       </w:r>
     </w:p>
     <w:p>
@@ -271,7 +567,7 @@
         <w:rPr>
           <w:sz w:val="21"/>
         </w:rPr>
-        <w:t>&gt; The practice lost a front-desk coordinator and has not backfilled, so routine follow-up slots is slowly recovering.</w:t>
+        <w:t>&gt; Noted that benefit checks varies by payer and that this is not specific to any one product.</w:t>
       </w:r>
     </w:p>
     <w:p>
@@ -279,79 +575,7 @@
         <w:rPr>
           <w:sz w:val="21"/>
         </w:rPr>
-        <w:t>&gt; The appeals process has improved somewhat, which came up as a general frustration.</w:t>
-      </w:r>
-    </w:p>
-    <w:p>
-      <w:r>
-        <w:rPr>
-          <w:sz w:val="21"/>
-        </w:rPr>
-      </w:r>
-    </w:p>
-    <w:p>
-      <w:r>
-        <w:rPr>
-          <w:b/>
-          <w:sz w:val="21"/>
-        </w:rPr>
-        <w:t>Pallavi Ghiradelli, MD, Kestrel Comprehensive Epilepsy Clinic, Shreveport, LA (RSM)</w:t>
-      </w:r>
-    </w:p>
-    <w:p>
-      <w:r>
-        <w:rPr>
-          <w:sz w:val="21"/>
-        </w:rPr>
-        <w:t>&gt; A half-hour conversation in the back office, mostly logistics.</w:t>
-      </w:r>
-    </w:p>
-    <w:p>
-      <w:r>
-        <w:rPr>
-          <w:sz w:val="21"/>
-        </w:rPr>
-        <w:t>&gt; Titration scheduling is handled by nursing staff, which the practice finds workable.</w:t>
-      </w:r>
-    </w:p>
-    <w:p>
-      <w:r>
-        <w:rPr>
-          <w:sz w:val="21"/>
-        </w:rPr>
-        <w:t>&gt; Mentioned a review that circulated on the service but did not raise any specific finding.</w:t>
-      </w:r>
-    </w:p>
-    <w:p>
-      <w:r>
-        <w:rPr>
-          <w:sz w:val="21"/>
-        </w:rPr>
-      </w:r>
-    </w:p>
-    <w:p>
-      <w:r>
-        <w:rPr>
-          <w:b/>
-          <w:sz w:val="21"/>
-        </w:rPr>
-        <w:t>Saoirse Zeitler, MD, Sandhill Neuroscience Center, Tacoma, WA (RSM)</w:t>
-      </w:r>
-    </w:p>
-    <w:p>
-      <w:r>
-        <w:rPr>
-          <w:sz w:val="21"/>
-        </w:rPr>
-        <w:t>&gt; Caught a brief window in the shared office between patients.</w:t>
-      </w:r>
-    </w:p>
-    <w:p>
-      <w:r>
-        <w:rPr>
-          <w:sz w:val="21"/>
-        </w:rPr>
-        <w:t>&gt; Closed there — nothing that needed follow-up.</w:t>
+        <w:t>&gt; Formulary placement was the only product-adjacent topic, and only in general terms.</w:t>
       </w:r>
     </w:p>
     <w:p>
@@ -360,190 +584,6 @@
           <w:sz w:val="21"/>
         </w:rPr>
         <w:t>&gt; Described how the refractory group is triaged now compared with before.</w:t>
-      </w:r>
-    </w:p>
-    <w:p>
-      <w:r>
-        <w:rPr>
-          <w:sz w:val="21"/>
-        </w:rPr>
-      </w:r>
-    </w:p>
-    <w:p>
-      <w:r>
-        <w:rPr>
-          <w:b/>
-          <w:sz w:val="21"/>
-        </w:rPr>
-        <w:t>Zubin Dunmore, MD, Ember Lake Medical Group, Roanoke, VA (RSM)</w:t>
-      </w:r>
-    </w:p>
-    <w:p>
-      <w:r>
-        <w:rPr>
-          <w:sz w:val="21"/>
-        </w:rPr>
-        <w:t>&gt; Stopped by in the workroom for a full conversation.</w:t>
-      </w:r>
-    </w:p>
-    <w:p>
-      <w:r>
-        <w:rPr>
-          <w:sz w:val="21"/>
-        </w:rPr>
-        <w:t>&gt; Referenced a session summary from a colleague in passing.</w:t>
-      </w:r>
-    </w:p>
-    <w:p>
-      <w:r>
-        <w:rPr>
-          <w:sz w:val="21"/>
-        </w:rPr>
-        <w:t>&gt; The composition of newly referred patients has shifted over the last year or two.</w:t>
-      </w:r>
-    </w:p>
-    <w:p>
-      <w:r>
-        <w:rPr>
-          <w:sz w:val="21"/>
-        </w:rPr>
-      </w:r>
-    </w:p>
-    <w:p>
-      <w:r>
-        <w:rPr>
-          <w:b/>
-          <w:sz w:val="21"/>
-        </w:rPr>
-        <w:t>Arvind Corliss, MD, Bluestem Comprehensive Epilepsy Clinic, Lakeland, FL (RSM)</w:t>
-      </w:r>
-    </w:p>
-    <w:p>
-      <w:r>
-        <w:rPr>
-          <w:sz w:val="21"/>
-        </w:rPr>
-        <w:t>&gt; Titration habits came up in general terms; no specifics were discussed adn none were offered.</w:t>
-      </w:r>
-    </w:p>
-    <w:p>
-      <w:r>
-        <w:rPr>
-          <w:sz w:val="21"/>
-        </w:rPr>
-        <w:t>&gt; Benefit verification is teh step that most often delays a start here.</w:t>
-      </w:r>
-    </w:p>
-    <w:p>
-      <w:r>
-        <w:rPr>
-          <w:sz w:val="21"/>
-        </w:rPr>
-        <w:t>&gt; Referral patterns into this clinic have changed, adn long-standing patients is a bigger share than it was.</w:t>
-      </w:r>
-    </w:p>
-    <w:p>
-      <w:r>
-        <w:rPr>
-          <w:sz w:val="21"/>
-        </w:rPr>
-        <w:t>&gt; No materials requested this time. Asked about safety adn confirmed nothing to report.</w:t>
-      </w:r>
-    </w:p>
-    <w:p>
-      <w:r>
-        <w:rPr>
-          <w:sz w:val="21"/>
-        </w:rPr>
-      </w:r>
-    </w:p>
-    <w:p>
-      <w:r>
-        <w:rPr>
-          <w:b/>
-          <w:sz w:val="21"/>
-        </w:rPr>
-        <w:t>Valentina Kettleborn, MD, Juniper Flats Neurology Partners, Charleston, SC (RSM)</w:t>
-      </w:r>
-    </w:p>
-    <w:p>
-      <w:r>
-        <w:rPr>
-          <w:sz w:val="21"/>
-        </w:rPr>
-        <w:t>&gt; Asked about my travel schedule, since visits keep landing on teh busiest clinic days.</w:t>
-      </w:r>
-    </w:p>
-    <w:p>
-      <w:r>
-        <w:rPr>
-          <w:sz w:val="21"/>
-        </w:rPr>
-        <w:t>&gt; Talked through teh refractory group in general terms, without any specific case.</w:t>
-      </w:r>
-    </w:p>
-    <w:p>
-      <w:r>
-        <w:rPr>
-          <w:sz w:val="21"/>
-        </w:rPr>
-        <w:t>&gt; This practice is still building familiarity with teh product and had no clinical points to raise.</w:t>
-      </w:r>
-    </w:p>
-    <w:p>
-      <w:r>
-        <w:rPr>
-          <w:sz w:val="21"/>
-        </w:rPr>
-        <w:t>&gt; Asked whether I had seen a review that circulated on teh service; I had not, and offered nothing in return.</w:t>
-      </w:r>
-    </w:p>
-    <w:p>
-      <w:r>
-        <w:rPr>
-          <w:sz w:val="21"/>
-        </w:rPr>
-        <w:t>&gt; Coverage paperwork takes longer than teh clinical decision, which came up as a general frustration.</w:t>
-      </w:r>
-    </w:p>
-    <w:p>
-      <w:r>
-        <w:rPr>
-          <w:sz w:val="21"/>
-        </w:rPr>
-      </w:r>
-    </w:p>
-    <w:p>
-      <w:r>
-        <w:rPr>
-          <w:b/>
-          <w:sz w:val="21"/>
-        </w:rPr>
-        <w:t>Felicity Oyelaran, MD, Saltmarsh Neurological Care Center, Peoria, IL (RSM)</w:t>
-      </w:r>
-    </w:p>
-    <w:p>
-      <w:r>
-        <w:rPr>
-          <w:sz w:val="21"/>
-        </w:rPr>
-        <w:t>&gt; An unexpectedly long meeting in the shared office, first one this quarter.</w:t>
-      </w:r>
-    </w:p>
-    <w:p>
-      <w:r>
-        <w:rPr>
-          <w:sz w:val="21"/>
-        </w:rPr>
-        <w:t>&gt; The appeals process is handled by one person here, which came up as a general frustration.</w:t>
-      </w:r>
-    </w:p>
-    <w:p>
-      <w:r>
-        <w:rPr>
-          <w:sz w:val="21"/>
-        </w:rPr>
-        <w:t>&gt; Agreed to reconnect at the following quarter; no materials requested.</w:t>
       </w:r>
     </w:p>
     <w:p>
